--- a/D1_DesignSpecificationDocument.docx
+++ b/D1_DesignSpecificationDocument.docx
@@ -75,12 +75,12 @@
     <w:p>
       <w:pPr>
         <w:rPr>
-          <w:lang w:val="de-DE"/>
+          <w:lang w:val="en-US"/>
         </w:rPr>
       </w:pPr>
       <w:r>
         <w:rPr>
-          <w:lang w:val="de-DE"/>
+          <w:lang w:val="en-US"/>
         </w:rPr>
         <w:t>}</w:t>
       </w:r>
@@ -91,8 +91,6 @@
       </w:r>
       <w:r>
         <w:br/>
-      </w:r>
-      <w:r>
         <w:t>{</w:t>
       </w:r>
     </w:p>
@@ -122,8 +120,6 @@
       </w:r>
       <w:r>
         <w:br/>
-      </w:r>
-      <w:r>
         <w:t>{</w:t>
       </w:r>
     </w:p>
@@ -158,10 +154,7 @@
       </w:r>
       <w:r>
         <w:br/>
-        <w:t xml:space="preserve">    </w:t>
-      </w:r>
-      <w:r>
-        <w:t>{</w:t>
+        <w:t xml:space="preserve">    {</w:t>
       </w:r>
     </w:p>
     <w:p>
@@ -216,8 +209,6 @@
       </w:r>
       <w:r>
         <w:br/>
-      </w:r>
-      <w:r>
         <w:t>{</w:t>
       </w:r>
     </w:p>
@@ -343,64 +334,64 @@
     </w:p>
     <w:p>
       <w:r>
-        <w:t>&lt;program&gt; ::= { &lt;top_level_decl&gt; }</w:t>
-      </w:r>
-    </w:p>
-    <w:p>
-      <w:r>
-        <w:t>&lt;top_level_decl&gt;     ::= &lt;dataset_decl&gt; | &lt;split_stmt&gt; | &lt;model_decl&gt;| &lt;experiment_decl&gt; |</w:t>
+        <w:t>&lt;program&gt;            ::= { &lt;top_level_decl&gt; }</w:t>
+      </w:r>
+    </w:p>
+    <w:p>
+      <w:r>
+        <w:t>&lt;top_level_decl&gt;     ::= &lt;dataset_decl&gt; | &lt;split_stmt&gt; | &lt;model_decl&gt; | &lt;experiment_decl&gt; | &lt;eval_stmt&gt; | &lt;report_stmt&gt;</w:t>
+      </w:r>
+    </w:p>
+    <w:p>
+      <w:r>
+        <w:t>(* ── DATASET ── *)</w:t>
+      </w:r>
+    </w:p>
+    <w:p>
+      <w:r>
+        <w:t>&lt;dataset_decl&gt;       ::= "dataset" &lt;identifier&gt; "=" "load" "(" &lt;string_literal&gt; ")" ";"</w:t>
+      </w:r>
+    </w:p>
+    <w:p>
+      <w:r>
+        <w:t>&lt;split_stmt&gt;         ::= "split" &lt;identifier&gt; "into"</w:t>
       </w:r>
       <w:r>
         <w:t xml:space="preserve"> </w:t>
       </w:r>
       <w:r>
-        <w:t>&lt;eval_stmt&gt; | &lt;report_stmt&gt;</w:t>
-      </w:r>
-    </w:p>
-    <w:p>
-      <w:r>
-        <w:t>(* ── DATASET ── *)</w:t>
-      </w:r>
-    </w:p>
-    <w:p>
-      <w:r>
-        <w:t>&lt;dataset_decl&gt;       ::= "dataset" &lt;identifier&gt; "=" "load" "(" &lt;string_literal&gt; ")" ";"</w:t>
-      </w:r>
-    </w:p>
-    <w:p>
-      <w:r>
-        <w:t>&lt;split_stmt&gt;         ::= "split" &lt;identifier&gt; "into"</w:t>
+        <w:t>&lt;split_part&gt; "," &lt;split_part&gt; "," &lt;split_part&gt; ";"</w:t>
+      </w:r>
+    </w:p>
+    <w:p>
+      <w:r>
+        <w:t>&lt;split_part&gt;         ::= &lt;split_role&gt; "(" &lt;float_literal&gt; ")"</w:t>
+      </w:r>
+    </w:p>
+    <w:p>
+      <w:r>
+        <w:t>&lt;split_role&gt;         ::= "train" | "validation" | "test"</w:t>
+      </w:r>
+    </w:p>
+    <w:p>
+      <w:r>
+        <w:t>(* ── MODEL ── *)</w:t>
+      </w:r>
+    </w:p>
+    <w:p>
+      <w:r>
+        <w:t>&lt;model_decl&gt;         ::= "model" &lt;model_type&gt; &lt;identifier&gt; "{" &lt;field_list&gt; "}"</w:t>
+      </w:r>
+    </w:p>
+    <w:p>
+      <w:r>
+        <w:t>&lt;model_type&gt;         ::= "KNN" | "DecisionTree" | "SVM"</w:t>
       </w:r>
       <w:r>
         <w:t xml:space="preserve"> </w:t>
       </w:r>
       <w:r>
-        <w:t>&lt;split_part&gt; "," &lt;split_part&gt; "," &lt;split_part&gt; ";"</w:t>
-      </w:r>
-    </w:p>
-    <w:p>
-      <w:r>
-        <w:t>&lt;split_part&gt;         ::= &lt;split_role&gt; "(" &lt;float_literal&gt; ")"</w:t>
-      </w:r>
-    </w:p>
-    <w:p>
-      <w:r>
-        <w:t>&lt;split_role&gt;         ::= "train" | "validation" | "test"</w:t>
-      </w:r>
-    </w:p>
-    <w:p>
-      <w:r>
-        <w:t>(* ── MODEL ── *)</w:t>
-      </w:r>
-    </w:p>
-    <w:p>
-      <w:r>
-        <w:t>&lt;model_decl&gt;         ::= "model" &lt;model_type&gt; &lt;identifier&gt; "{" &lt;field_list&gt; "}"</w:t>
-      </w:r>
-    </w:p>
-    <w:p>
-      <w:r>
-        <w:t>&lt;model_type&gt;         ::= "KNN" | "DecisionTree" | "SVM"  | "NaiveBayes" | "LogisticRegression"</w:t>
+        <w:t>| "NaiveBayes" | "LogisticRegression"</w:t>
       </w:r>
     </w:p>
     <w:p>
@@ -415,7 +406,13 @@
     </w:p>
     <w:p>
       <w:r>
-        <w:t>&lt;field_value&gt;        ::= &lt;int_literal&gt; | &lt;float_literal&gt;| &lt;string_literal&gt; | &lt;bool_literal&gt;</w:t>
+        <w:t>&lt;field_value&gt;        ::= &lt;int_literal&gt; | &lt;float_literal&gt;</w:t>
+      </w:r>
+      <w:r>
+        <w:t xml:space="preserve"> </w:t>
+      </w:r>
+      <w:r>
+        <w:t>| &lt;string_literal&gt; | &lt;bool_literal&gt;</w:t>
       </w:r>
     </w:p>
     <w:p>
@@ -430,7 +427,19 @@
     </w:p>
     <w:p>
       <w:r>
-        <w:t>&lt;experiment_stmt&gt;    ::= &lt;train_stmt&gt; | &lt;evaluate_stmt&gt; | &lt;collect_stmt&gt;| &lt;analyze_stmt&gt; | &lt;compare_stmt&gt;| &lt;exclude_stmt&gt; | &lt;select_stmt&gt;</w:t>
+        <w:t>&lt;experiment_stmt&gt;    ::= &lt;train_stmt&gt; | &lt;evaluate_stmt&gt; | &lt;collect_stmt&gt;</w:t>
+      </w:r>
+      <w:r>
+        <w:t xml:space="preserve"> </w:t>
+      </w:r>
+      <w:r>
+        <w:t>| &lt;analyze_stmt&gt; | &lt;compare_stmt&gt;</w:t>
+      </w:r>
+      <w:r>
+        <w:t xml:space="preserve"> </w:t>
+      </w:r>
+      <w:r>
+        <w:t>| &lt;exclude_stmt&gt; | &lt;select_stmt&gt;</w:t>
       </w:r>
     </w:p>
     <w:p>
@@ -470,7 +479,7 @@
     </w:p>
     <w:p>
       <w:r>
-        <w:t>&lt;analyze_field&gt;      ::= "threshold"   "=" &lt;float_literal&gt; ";"| "underfit_max_acc" "=" &lt;float_literal&gt; ";"</w:t>
+        <w:t>&lt;analyze_field&gt;      ::= "threshold"        "=" &lt;float_literal&gt;  | "underfit_max_acc" "=" &lt;float_literal&gt;</w:t>
       </w:r>
     </w:p>
     <w:p>
@@ -516,142 +525,136 @@
     </w:p>
     <w:p>
       <w:r>
-        <w:t>&lt;eval_target&gt;        ::= &lt;identifier&gt;</w:t>
+        <w:t>&lt;eval_target&gt;        ::= &lt;identifier&gt; | "[" &lt;identifier&gt; "." &lt;identifier&gt; "]"</w:t>
+      </w:r>
+    </w:p>
+    <w:p>
+      <w:r>
+        <w:t>(* ── REPORT ── *)</w:t>
+      </w:r>
+    </w:p>
+    <w:p>
+      <w:r>
+        <w:t>&lt;report_stmt&gt;        ::= "report" &lt;identifier&gt; "{" &lt;report_field_list&gt; "}"</w:t>
+      </w:r>
+    </w:p>
+    <w:p>
+      <w:r>
+        <w:t>&lt;report_field_list&gt;  ::= &lt;report_field&gt; { "," &lt;report_field&gt; }</w:t>
+      </w:r>
+    </w:p>
+    <w:p>
+      <w:r>
+        <w:t>&lt;report_field&gt;       ::= "metrics" "=" "[" &lt;metric_list&gt; "]"</w:t>
       </w:r>
       <w:r>
         <w:t xml:space="preserve"> </w:t>
       </w:r>
       <w:r>
-        <w:t>| "[" &lt;identifier&gt; "." &lt;identifier&gt; "]"</w:t>
-      </w:r>
-    </w:p>
-    <w:p>
-      <w:r>
-        <w:t>(* ── REPORT ── *)</w:t>
-      </w:r>
-    </w:p>
-    <w:p>
-      <w:r>
-        <w:t>&lt;report_stmt&gt;        ::= "report" &lt;identifier&gt; "{" &lt;report_field_list&gt; "}"</w:t>
-      </w:r>
-    </w:p>
-    <w:p>
-      <w:r>
-        <w:t>&lt;report_field_list&gt;  ::= &lt;report_field&gt; { "," &lt;report_field&gt; }</w:t>
-      </w:r>
-    </w:p>
-    <w:p>
-      <w:r>
-        <w:t>&lt;report_field&gt;       ::= "metrics" "=" "[" &lt;metric_list&gt; "]"</w:t>
+        <w:t>| "show"    "=" &lt;show_value&gt;</w:t>
+      </w:r>
+    </w:p>
+    <w:p>
+      <w:r>
+        <w:t>&lt;show_value&gt;         ::= "overfitting_analysis" | &lt;string_literal&gt;</w:t>
+      </w:r>
+    </w:p>
+    <w:p>
+      <w:r>
+        <w:t>(* ── EXPRESSIONS ── *)</w:t>
+      </w:r>
+    </w:p>
+    <w:p>
+      <w:r>
+        <w:t>&lt;expr&gt;               ::= &lt;and_expr&gt;</w:t>
       </w:r>
       <w:r>
         <w:t xml:space="preserve"> </w:t>
       </w:r>
       <w:r>
-        <w:t>| "show"    "=" &lt;show_value&gt;</w:t>
-      </w:r>
-    </w:p>
-    <w:p>
-      <w:r>
-        <w:t>&lt;show_value&gt;         ::= "overfitting_analysis" | &lt;string_literal&gt;</w:t>
-      </w:r>
-    </w:p>
-    <w:p>
-      <w:r>
-        <w:t>(* ── EXPRESSIONS ── *)</w:t>
-      </w:r>
-    </w:p>
-    <w:p>
-      <w:r>
-        <w:t>&lt;expr&gt;               ::= &lt;and_expr&gt;</w:t>
+        <w:t>| &lt;expr&gt; "or" &lt;and_expr&gt;</w:t>
+      </w:r>
+    </w:p>
+    <w:p>
+      <w:r>
+        <w:t>&lt;and_expr&gt;           ::= &lt;not_expr&gt;</w:t>
       </w:r>
       <w:r>
         <w:t xml:space="preserve"> </w:t>
       </w:r>
       <w:r>
-        <w:t>| &lt;expr&gt; "or" &lt;and_expr&gt;</w:t>
-      </w:r>
-    </w:p>
-    <w:p>
-      <w:r>
-        <w:t>&lt;and_expr&gt;           ::= &lt;not_expr&gt;</w:t>
+        <w:t>| &lt;and_expr&gt; "and" &lt;not_expr&gt;</w:t>
+      </w:r>
+    </w:p>
+    <w:p>
+      <w:r>
+        <w:t>&lt;not_expr&gt;           ::= &lt;rel_expr&gt;</w:t>
       </w:r>
       <w:r>
         <w:t xml:space="preserve"> </w:t>
       </w:r>
       <w:r>
-        <w:t>| &lt;and_expr&gt; "and" &lt;not_expr&gt;</w:t>
-      </w:r>
-    </w:p>
-    <w:p>
-      <w:r>
-        <w:t>&lt;not_expr&gt;           ::= &lt;rel_expr&gt;</w:t>
+        <w:t>| "not" &lt;not_expr&gt;</w:t>
+      </w:r>
+    </w:p>
+    <w:p>
+      <w:r>
+        <w:t>&lt;rel_expr&gt;           ::= &lt;add_expr&gt;</w:t>
       </w:r>
       <w:r>
         <w:t xml:space="preserve"> </w:t>
       </w:r>
       <w:r>
-        <w:t>| "not" &lt;not_expr&gt;</w:t>
-      </w:r>
-    </w:p>
-    <w:p>
-      <w:r>
-        <w:t>&lt;rel_expr&gt;           ::= &lt;add_expr&gt;</w:t>
+        <w:t>| &lt;add_expr&gt; &lt;rel_op&gt; &lt;add_expr&gt;</w:t>
+      </w:r>
+    </w:p>
+    <w:p>
+      <w:r>
+        <w:t>&lt;rel_op&gt;             ::= "==" | "!=" | "&lt;" | "&lt;=" | "&gt;" | "&gt;="</w:t>
+      </w:r>
+    </w:p>
+    <w:p>
+      <w:r>
+        <w:t>&lt;add_expr&gt;           ::= &lt;mul_expr&gt;</w:t>
       </w:r>
       <w:r>
         <w:t xml:space="preserve"> </w:t>
       </w:r>
       <w:r>
-        <w:t>| &lt;add_expr&gt; &lt;rel_op&gt; &lt;add_expr&gt;</w:t>
-      </w:r>
-    </w:p>
-    <w:p>
-      <w:r>
-        <w:t>&lt;rel_op&gt;             ::= "==" | "!=" | "&lt;" | "&lt;=" | "&gt;" | "&gt;="</w:t>
-      </w:r>
-    </w:p>
-    <w:p>
-      <w:r>
-        <w:t>&lt;add_expr&gt;           ::= &lt;mul_expr&gt;</w:t>
+        <w:t>| &lt;add_expr&gt; "+" &lt;mul_expr&gt;</w:t>
       </w:r>
       <w:r>
         <w:t xml:space="preserve"> </w:t>
       </w:r>
       <w:r>
-        <w:t>| &lt;add_expr&gt; "+" &lt;mul_expr&gt;</w:t>
+        <w:t>| &lt;add_expr&gt; "-" &lt;mul_expr&gt;</w:t>
+      </w:r>
+    </w:p>
+    <w:p>
+      <w:r>
+        <w:t>&lt;mul_expr&gt;           ::= &lt;unary_expr&gt;</w:t>
       </w:r>
       <w:r>
         <w:t xml:space="preserve"> </w:t>
       </w:r>
       <w:r>
-        <w:t>| &lt;add_expr&gt; "-" &lt;mul_expr&gt;</w:t>
-      </w:r>
-    </w:p>
-    <w:p>
-      <w:r>
-        <w:t>&lt;mul_expr&gt;           ::= &lt;unary_expr&gt;</w:t>
+        <w:t>| &lt;mul_expr&gt; "*" &lt;unary_expr&gt;</w:t>
       </w:r>
       <w:r>
         <w:t xml:space="preserve"> </w:t>
       </w:r>
       <w:r>
-        <w:t>| &lt;mul_expr&gt; "*" &lt;unary_expr&gt;</w:t>
+        <w:t>| &lt;mul_expr&gt; "/" &lt;unary_expr&gt;</w:t>
+      </w:r>
+    </w:p>
+    <w:p>
+      <w:r>
+        <w:t>&lt;unary_expr&gt;         ::= &lt;primary&gt;</w:t>
       </w:r>
       <w:r>
         <w:t xml:space="preserve"> </w:t>
       </w:r>
       <w:r>
-        <w:t>| &lt;mul_expr&gt; "/" &lt;unary_expr&gt;</w:t>
-      </w:r>
-    </w:p>
-    <w:p>
-      <w:r>
-        <w:t>&lt;unary_expr&gt;         ::= &lt;primary&gt;</w:t>
-      </w:r>
-      <w:r>
-        <w:t xml:space="preserve">  </w:t>
-      </w:r>
-      <w:r>
         <w:t>| "-" &lt;unary_expr&gt;</w:t>
       </w:r>
     </w:p>
@@ -663,7 +666,7 @@
         <w:t xml:space="preserve"> </w:t>
       </w:r>
       <w:r>
-        <w:t xml:space="preserve">  | &lt;string_literal&gt; | &lt;metric_literal&gt;</w:t>
+        <w:t>| &lt;string_literal&gt; | &lt;metric_literal&gt;</w:t>
       </w:r>
       <w:r>
         <w:t xml:space="preserve"> </w:t>
@@ -770,7 +773,6 @@
         <w:t>&lt;string_char&gt;        ::= (* any char except '"' and unescaped newline *)</w:t>
       </w:r>
     </w:p>
-    <w:p/>
     <w:p>
       <w:pPr>
         <w:rPr>
@@ -785,32 +787,32 @@
           <w:sz w:val="36"/>
           <w:szCs w:val="36"/>
         </w:rPr>
+        <w:t>Semantics;</w:t>
+      </w:r>
+      <w:r>
+        <w:rPr>
+          <w:color w:val="EE0000"/>
+          <w:sz w:val="36"/>
+          <w:szCs w:val="36"/>
+        </w:rPr>
+        <w:t>(P2)</w:t>
+      </w:r>
+    </w:p>
+    <w:p>
+      <w:pPr>
+        <w:rPr>
+          <w:color w:val="EE0000"/>
+          <w:sz w:val="36"/>
+          <w:szCs w:val="36"/>
+        </w:rPr>
+      </w:pPr>
+      <w:r>
+        <w:rPr>
+          <w:color w:val="EE0000"/>
+          <w:sz w:val="36"/>
+          <w:szCs w:val="36"/>
+        </w:rPr>
         <w:lastRenderedPageBreak/>
-        <w:t>Semantics;</w:t>
-      </w:r>
-      <w:r>
-        <w:rPr>
-          <w:color w:val="EE0000"/>
-          <w:sz w:val="36"/>
-          <w:szCs w:val="36"/>
-        </w:rPr>
-        <w:t>(P2)</w:t>
-      </w:r>
-    </w:p>
-    <w:p>
-      <w:pPr>
-        <w:rPr>
-          <w:color w:val="EE0000"/>
-          <w:sz w:val="36"/>
-          <w:szCs w:val="36"/>
-        </w:rPr>
-      </w:pPr>
-      <w:r>
-        <w:rPr>
-          <w:color w:val="EE0000"/>
-          <w:sz w:val="36"/>
-          <w:szCs w:val="36"/>
-        </w:rPr>
         <w:t>Type System;</w:t>
       </w:r>
       <w:r>
